--- a/examples/08-equazioni-base/grasshopper-verified.docx
+++ b/examples/08-equazioni-base/grasshopper-verified.docx
@@ -141,6 +141,135 @@
         </m:r>
       </m:oMath>
     </w:p>
+    <w:p>
+      <w:pPr>
+        <p4:pStyle xmlns:p4="http://schemas.openxmlformats.org/wordprocessingml/2006/main" p4:val="Heading1"/>
+      </w:pPr>
+      <w:r>
+        <w:rPr/>
+        <w:t xml:space="preserve">Formule da testo</w:t>
+      </w:r>
+    </w:p>
+    <w:p>
+      <w:pPr>
+        <p4:pStyle xmlns:p4="http://schemas.openxmlformats.org/wordprocessingml/2006/main" p4:val="Normal"/>
+      </w:pPr>
+      <w:r>
+        <w:rPr/>
+        <w:t xml:space="preserve">La tensione vale </w:t>
+      </w:r>
+      <m:oMath xmlns:m="http://schemas.openxmlformats.org/officeDocument/2006/math">
+        <m:r>
+          <m:t>σ</m:t>
+        </m:r>
+        <m:r>
+          <m:t>=</m:t>
+        </m:r>
+        <m:f>
+          <m:num>
+            <m:r>
+              <m:t>N</m:t>
+            </m:r>
+          </m:num>
+          <m:den>
+            <m:r>
+              <m:t>A</m:t>
+            </m:r>
+          </m:den>
+        </m:f>
+      </m:oMath>
+      <w:r>
+        <w:rPr/>
+        <w:t xml:space="preserve"> nel modello dimostrativo.</w:t>
+      </w:r>
+    </w:p>
+    <w:p>
+      <w:pPr>
+        <p4:jc xmlns:p4="http://schemas.openxmlformats.org/wordprocessingml/2006/main" p4:val="center"/>
+      </w:pPr>
+      <m:oMathPara xmlns:m="http://schemas.openxmlformats.org/officeDocument/2006/math">
+        <m:oMath>
+          <m:sSubSup>
+            <m:e>
+              <m:r>
+                <m:t>x</m:t>
+              </m:r>
+            </m:e>
+            <m:sub>
+              <m:r>
+                <m:t>1</m:t>
+              </m:r>
+            </m:sub>
+            <m:sup>
+              <m:r>
+                <m:t>2</m:t>
+              </m:r>
+            </m:sup>
+          </m:sSubSup>
+          <m:r>
+            <m:t>+</m:t>
+          </m:r>
+          <m:rad>
+            <m:radPr>
+              <p7:degHide xmlns:p7="http://schemas.openxmlformats.org/officeDocument/2006/math" p7:val="1"/>
+            </m:radPr>
+            <m:deg/>
+            <m:e>
+              <m:r>
+                <m:t>a</m:t>
+              </m:r>
+            </m:e>
+          </m:rad>
+        </m:oMath>
+      </m:oMathPara>
+    </w:p>
+    <w:p>
+      <w:pPr>
+        <p4:jc xmlns:p4="http://schemas.openxmlformats.org/wordprocessingml/2006/main" p4:val="center"/>
+      </w:pPr>
+      <m:oMathPara xmlns:m="http://schemas.openxmlformats.org/officeDocument/2006/math">
+        <m:oMath>
+          <m:nary>
+            <m:naryPr>
+              <p7:chr xmlns:p7="http://schemas.openxmlformats.org/officeDocument/2006/math" p7:val="∑"/>
+              <p7:limLoc xmlns:p7="http://schemas.openxmlformats.org/officeDocument/2006/math" p7:val="undOvr"/>
+              <p7:subHide xmlns:p7="http://schemas.openxmlformats.org/officeDocument/2006/math" p7:val="0"/>
+              <p7:supHide xmlns:p7="http://schemas.openxmlformats.org/officeDocument/2006/math" p7:val="0"/>
+            </m:naryPr>
+            <m:sub>
+              <m:r>
+                <m:t>i</m:t>
+              </m:r>
+              <m:r>
+                <m:t>=</m:t>
+              </m:r>
+              <m:r>
+                <m:t>1</m:t>
+              </m:r>
+            </m:sub>
+            <m:sup>
+              <m:r>
+                <m:t>n</m:t>
+              </m:r>
+            </m:sup>
+            <m:e>
+              <m:sSub>
+                <m:e>
+                  <m:r>
+                    <m:t>x</m:t>
+                  </m:r>
+                </m:e>
+                <m:sub>
+                  <m:r>
+                    <m:t>i</m:t>
+                  </m:r>
+                </m:sub>
+              </m:sSub>
+            </m:e>
+          </m:nary>
+        </m:oMath>
+      </m:oMathPara>
+    </w:p>
     <w:sectPr>
       <p2:type xmlns:p2="http://schemas.openxmlformats.org/wordprocessingml/2006/main" p2:val="nextPage"/>
       <p2:pgSz xmlns:p2="http://schemas.openxmlformats.org/wordprocessingml/2006/main" p2:w="12240" p2:h="15840" p2:orient="portrait"/>
